--- a/content/Bios/Thomas_Severtson.docx
+++ b/content/Bios/Thomas_Severtson.docx
@@ -1,166 +1,8 @@
 
 <file path=word/document.xml><?xml version="1.0" encoding="utf-8"?>
-<w:document xmlns:w14="http://schemas.microsoft.com/office/word/2010/wordml" xmlns:wp14="http://schemas.microsoft.com/office/word/2010/wordprocessingDrawing" xmlns:w="http://schemas.openxmlformats.org/wordprocessingml/2006/main" xmlns:m="http://schemas.openxmlformats.org/officeDocument/2006/math" xmlns:r="http://schemas.openxmlformats.org/officeDocument/2006/relationships" xmlns:o="urn:schemas-microsoft-com:office:office" xmlns:v="urn:schemas-microsoft-com:vml" xmlns:w10="urn:schemas-microsoft-com:office:word" xmlns:a="http://schemas.openxmlformats.org/drawingml/2006/main" xmlns:pic="http://schemas.openxmlformats.org/drawingml/2006/picture" xmlns:wp="http://schemas.openxmlformats.org/drawingml/2006/wordprocessingDrawing" xmlns:mc="http://schemas.openxmlformats.org/markup-compatibility/2006" mc:Ignorable="w14 wp14">
+<w:document xmlns:ns1="http://schemas.openxmlformats.org/markup-compatibility/2006" xmlns:ns2="http://schemas.microsoft.com/office/word/2010/wordml" xmlns:w="http://schemas.openxmlformats.org/wordprocessingml/2006/main" ns1:Ignorable="w14 wp14">
   <w:body>
-    <w:p xmlns:wp14="http://schemas.microsoft.com/office/word/2010/wordml" wp14:textId="77777777">
-      <w:pPr>
-        <w:pStyle w:val="FirstParagraph"/>
-      </w:pPr>
-      <w:r>
-        <w:rPr/>
-        <w:t>2009 Hall of Fame Inductee Thomas</w:t>
-      </w:r>
-      <w:r>
-        <w:rPr/>
-        <w:t xml:space="preserve"> </w:t>
-      </w:r>
-      <w:r>
-        <w:rPr/>
-        <w:t>‘Sev’</w:t>
-      </w:r>
-      <w:r>
-        <w:rPr/>
-        <w:t xml:space="preserve"> </w:t>
-      </w:r>
-      <w:r>
-        <w:rPr/>
-        <w:t>W. Severtson – Thornton</w:t>
-      </w:r>
-      <w:r>
-        <w:rPr/>
-        <w:t xml:space="preserve"> </w:t>
-      </w:r>
-      <w:r>
-        <w:rPr/>
-        <w:t>Thomas Severtson is a Colorado native, born in Denver on May 30, 1948. He and wife Belinda</w:t>
-      </w:r>
-      <w:r>
-        <w:rPr/>
-        <w:t xml:space="preserve"> </w:t>
-      </w:r>
-      <w:r>
-        <w:rPr/>
-        <w:t>live in Denver today. He graduated from East High School in 1965 and then went on to attend</w:t>
-      </w:r>
-      <w:r>
-        <w:rPr/>
-        <w:t xml:space="preserve"> </w:t>
-      </w:r>
-      <w:r>
-        <w:rPr/>
-        <w:t>the University of Northern Colorado in Greeley where he received his MA in 1971.</w:t>
-      </w:r>
-      <w:r>
-        <w:rPr/>
-        <w:t xml:space="preserve"> </w:t>
-      </w:r>
-      <w:r>
-        <w:rPr/>
-        <w:t>At present, Sev has the responsibility and honor to be the Dean of Students at Rangeview High</w:t>
-      </w:r>
-      <w:r>
-        <w:rPr/>
-        <w:t xml:space="preserve"> </w:t>
-      </w:r>
-      <w:r>
-        <w:rPr/>
-        <w:t>School. In fact, Sev has had the pleasure of receiving many honors over the years. He was</w:t>
-      </w:r>
-      <w:r>
-        <w:rPr/>
-        <w:t xml:space="preserve"> </w:t>
-      </w:r>
-      <w:r>
-        <w:rPr/>
-        <w:t>presented</w:t>
-      </w:r>
-      <w:r>
-        <w:rPr/>
-        <w:t xml:space="preserve"> two prestigious honors </w:t>
-      </w:r>
-      <w:r>
-        <w:rPr/>
-        <w:t>is</w:t>
-      </w:r>
-      <w:r>
-        <w:rPr/>
-        <w:t xml:space="preserve"> 1994, the first being the Colorado Baseball Coach of the</w:t>
-      </w:r>
-      <w:r>
-        <w:rPr/>
-        <w:t xml:space="preserve"> </w:t>
-      </w:r>
-      <w:r>
-        <w:rPr/>
-        <w:t>Year, and the second was the AABC District Seven Coach of the Year Award. He has received the</w:t>
-      </w:r>
-      <w:r>
-        <w:rPr/>
-        <w:t xml:space="preserve"> </w:t>
-      </w:r>
-      <w:r>
-        <w:rPr/>
-        <w:t>Denver Public Schools Coach of the Year honor a total of six times over the years. His status and</w:t>
-      </w:r>
-      <w:r>
-        <w:rPr/>
-        <w:t xml:space="preserve"> </w:t>
-      </w:r>
-      <w:r>
-        <w:rPr/>
-        <w:t>coaching recognition are almost unheard of with a total of 338 wins and only 100 losses.</w:t>
-      </w:r>
-      <w:r>
-        <w:rPr/>
-        <w:t xml:space="preserve"> </w:t>
-      </w:r>
-      <w:r>
-        <w:rPr/>
-        <w:t>Sev has also been recognized at several State and Local Baseball Clinics as a Speaker and</w:t>
-      </w:r>
-      <w:r>
-        <w:rPr/>
-        <w:t xml:space="preserve"> </w:t>
-      </w:r>
-      <w:r>
-        <w:rPr/>
-        <w:t xml:space="preserve">Clinician. His level of integrity is </w:t>
-      </w:r>
-      <w:r>
-        <w:rPr/>
-        <w:t>virtually unprecedented</w:t>
-      </w:r>
-      <w:r>
-        <w:rPr/>
-        <w:t>.</w:t>
-      </w:r>
-    </w:p>
-    <w:p>
-      <w:pPr>
-        <w:pStyle w:val="BodyText"/>
-      </w:pPr>
-    </w:p>
-    <w:p>
-      <w:pPr>
-        <w:pStyle w:val="Heading2"/>
-        <w:spacing w:before="261" w:beforeAutospacing="off" w:after="261" w:afterAutospacing="off" w:line="300" w:lineRule="auto"/>
-      </w:pPr>
-      <w:r>
-        <w:rPr>
-          <w:rFonts w:ascii="Segoe UI" w:hAnsi="Segoe UI" w:eastAsia="Segoe UI" w:cs="Segoe UI"/>
-          <w:b w:val="1"/>
-          <w:bCs w:val="1"/>
-          <w:i w:val="0"/>
-          <w:iCs w:val="0"/>
-          <w:noProof w:val="0"/>
-          <w:sz w:val="31"/>
-          <w:szCs w:val="31"/>
-          <w:lang w:val="en-US"/>
-        </w:rPr>
-        <w:t>Revised Biography: Thomas “Sev” W. Severtson</w:t>
-      </w:r>
-    </w:p>
-    <w:p>
+    <w:p ns2:paraId="02472001" ns2:textId="420B4D06">
       <w:pPr>
         <w:spacing w:before="0" w:beforeAutospacing="off" w:after="0" w:afterAutospacing="off" w:line="300" w:lineRule="auto"/>
       </w:pPr>
@@ -179,7 +21,7 @@
         <w:t>2009 Hall of Fame Inductee – Thornton</w:t>
       </w:r>
     </w:p>
-    <w:p>
+    <w:p ns2:paraId="573EA5F1" ns2:textId="00F15DFD">
       <w:pPr>
         <w:spacing w:before="0" w:beforeAutospacing="off" w:after="0" w:afterAutospacing="off" w:line="300" w:lineRule="auto"/>
         <w:rPr>
@@ -265,7 +107,7 @@
         <w:t>, earning his MA in 1971. Sev and his wife, Belinda, make their home in Denver.</w:t>
       </w:r>
     </w:p>
-    <w:p>
+    <w:p ns2:paraId="114B7199" ns2:textId="662D745C">
       <w:pPr>
         <w:spacing w:before="0" w:beforeAutospacing="off" w:after="0" w:afterAutospacing="off" w:line="300" w:lineRule="auto"/>
         <w:rPr>
@@ -323,7 +165,7 @@
         <w:t>, a role he has regarded as both a responsibility and an honor. His commitment to students was matched by an exceptional coaching career that set a standard for excellence in Colorado baseball.</w:t>
       </w:r>
     </w:p>
-    <w:p>
+    <w:p ns2:paraId="5532AEF8" ns2:textId="2105A867">
       <w:pPr>
         <w:spacing w:before="0" w:beforeAutospacing="off" w:after="0" w:afterAutospacing="off" w:line="300" w:lineRule="auto"/>
         <w:rPr>
@@ -437,7 +279,7 @@
         <w:t xml:space="preserve"> six times, a testament to his consistency, leadership, and integrity.</w:t>
       </w:r>
     </w:p>
-    <w:p>
+    <w:p ns2:paraId="2BE75075" ns2:textId="40FB1A89">
       <w:pPr>
         <w:spacing w:before="0" w:beforeAutospacing="off" w:after="0" w:afterAutospacing="off" w:line="300" w:lineRule="auto"/>
         <w:rPr>
@@ -523,7 +365,7 @@
         <w:t xml:space="preserve"> a defining hallmark of his legacy.</w:t>
       </w:r>
     </w:p>
-    <w:p>
+    <w:p ns2:paraId="4E2A12BB" ns2:textId="585889E1">
       <w:pPr>
         <w:pStyle w:val="BodyText"/>
       </w:pPr>
